--- a/uploads/Proposta/Proposta_BIENAL DO LIVRO_.docx
+++ b/uploads/Proposta/Proposta_BIENAL DO LIVRO_.docx
@@ -333,7 +333,7 @@
                 <w:szCs w:val="24"/>
                 <w:u w:val="single"/>
               </w:rPr>
-              <w:t xml:space="preserve">PAVILHÃO 2, PAVILHÃO 3, PAVILHÃO 4, PAVILHÃO 5</w:t>
+              <w:t xml:space="preserve">HALL 1, HALL 2, PAVILHÃO 1, PAVILHÃO 2, PAVILHÃO 3, PAVILHÃO 4, PAVILHÃO 5</w:t>
             </w:r>
           </w:p>
         </w:tc>
@@ -389,7 +389,7 @@
                 <w:szCs w:val="24"/>
                 <w:u w:val="single"/>
               </w:rPr>
-              <w:t xml:space="preserve">28/08/2026 ATÉ: 28/08/2026</w:t>
+              <w:t xml:space="preserve">29/08/2026 ATÉ: 29/08/2026</w:t>
             </w:r>
           </w:p>
         </w:tc>
@@ -616,78 +616,6 @@
             </w:rPr>
             <w:t xml:space="preserve"/>
           </w:r>
-          <w:r>
-            <w:rPr>
-              <w:b/>
-              <w:i/>
-              <w:rFonts w:ascii="Abel" w:hAnsi="Abel" w:cs="Abel"/>
-            </w:rPr>
-            <w:t xml:space="preserve">ANALISTA DE PROJETOS</w:t>
-          </w:r>
-          <w:r>
-            <w:rPr>
-              <w:rFonts w:ascii="Abel" w:hAnsi="Abel" w:cs="Abel"/>
-            </w:rPr>
-            <w:t xml:space="preserve"/>
-            <w:br/>
-            <w:t xml:space="preserve"/>
-            <w:br/>
-            <w:t xml:space="preserve"/>
-            <w:br/>
-            <w:t xml:space="preserve"/>
-            <w:br/>
-            <w:t xml:space="preserve"/>
-          </w:r>
-          <w:r>
-            <w:rPr>
-              <w:b/>
-              <w:i/>
-              <w:rFonts w:ascii="Abel" w:hAnsi="Abel" w:cs="Abel"/>
-            </w:rPr>
-            <w:t xml:space="preserve">ANÁLISE DE PROJETOS VIA SISTEMA</w:t>
-          </w:r>
-          <w:r>
-            <w:rPr>
-              <w:rFonts w:ascii="Abel" w:hAnsi="Abel" w:cs="Abel"/>
-            </w:rPr>
-            <w:t xml:space="preserve"/>
-            <w:br/>
-            <w:t xml:space="preserve"> Sistema on-line para a análise do projeto e documentação;</w:t>
-            <w:br/>
-            <w:t xml:space="preserve"> Análise dos projetos de acordo com as normas de montagem do evento;</w:t>
-            <w:br/>
-            <w:t xml:space="preserve"> Recebimento da documentação dos estandes: (A.R.T. ou R.R.T. e Termo de Responsabilidade);</w:t>
-            <w:br/>
-            <w:t xml:space="preserve"/>
-            <w:br/>
-            <w:t xml:space="preserve">• 1 Analista De Projetos, (ESCRITÓRIO), 60 Diária(s), de: 01/07/2026 até: 29/08/2026</w:t>
-            <w:br/>
-            <w:t xml:space="preserve"/>
-            <w:br/>
-            <w:t xml:space="preserve">• 1 Sistema AnáLise De Projetos, 1 Diária(s), de: 28/08/2026 até: 28/08/2026</w:t>
-            <w:br/>
-            <w:t xml:space="preserve"/>
-            <w:br/>
-            <w:t xml:space="preserve">1 </w:t>
-            <w:br/>
-            <w:t xml:space="preserve"/>
-            <w:br/>
-            <w:t xml:space="preserve"/>
-          </w:r>
-          <w:r>
-            <w:rPr>
-              <w:b/>
-              <w:i/>
-              <w:rFonts w:ascii="Abel" w:hAnsi="Abel" w:cs="Abel"/>
-            </w:rPr>
-            <w:t xml:space="preserve">ANALISTA DE PROJETOS</w:t>
-          </w:r>
-          <w:r>
-            <w:rPr>
-              <w:rFonts w:ascii="Abel" w:hAnsi="Abel" w:cs="Abel"/>
-            </w:rPr>
-            <w:t xml:space="preserve"/>
-          </w:r>
         </w:t>
       </w:r>
     </w:p>
@@ -1016,7 +944,7 @@
           <w:sz w:val="24"/>
           <w:szCs w:val="24"/>
         </w:rPr>
-        <w:t xml:space="preserve">• 1 Coordenador Operacional 1, (GERENTE), 19 Diária(s), de: 28/08/2026 até: 15/09/2026</w:t>
+        <w:t xml:space="preserve">• 1 Atendimento Operacional PavilhãO - Mono, (ARENA CULTURAL), 12 Diária(s), de: 02/09/2026 até: 13/09/2026</w:t>
       </w:r>
     </w:p>
     <w:p>
@@ -1036,7 +964,7 @@
           <w:sz w:val="24"/>
           <w:szCs w:val="24"/>
         </w:rPr>
-        <w:t xml:space="preserve">• 8 Ajudante De MarcaçãO, 1 Diária(s), de: 28/08/2026 até: 28/08/2026</w:t>
+        <w:t xml:space="preserve">• 1 Atendimento Operacional PavilhãO - Mono, (CERIMONIA), 2 Diária(s), de: 03/09/2026 até: 04/09/2026</w:t>
       </w:r>
     </w:p>
     <w:p>
@@ -1056,7 +984,7 @@
           <w:sz w:val="24"/>
           <w:szCs w:val="24"/>
         </w:rPr>
-        <w:t xml:space="preserve">• 1 Analista De Projetos - PavilhãO, 6 Diária(s), de: 29/08/2026 até: 03/09/2026</w:t>
+        <w:t xml:space="preserve">• 1 Atendimento Operacional PavilhãO - Mono, (ESPAÇO BEM ESTAR), 12 Diária(s), de: 02/09/2026 até: 13/09/2026</w:t>
       </w:r>
     </w:p>
     <w:p>
@@ -1076,7 +1004,7 @@
           <w:sz w:val="24"/>
           <w:szCs w:val="24"/>
         </w:rPr>
-        <w:t xml:space="preserve">• 1 Coordenador De ServiçOs, 18 Diária(s), de: 29/08/2026 até: 15/09/2026</w:t>
+        <w:t xml:space="preserve">• 1 Atendimento Operacional PavilhãO - Mono, (ESPAÇO EDUCAÇÃO), 12 Diária(s), de: 02/09/2026 até: 13/09/2026</w:t>
       </w:r>
     </w:p>
     <w:p>
@@ -1096,7 +1024,7 @@
           <w:sz w:val="24"/>
           <w:szCs w:val="24"/>
         </w:rPr>
-        <w:t xml:space="preserve">• 1 Fiscal De LogíStica, 15 Diária(s), de: 31/08/2026 até: 14/09/2026</w:t>
+        <w:t xml:space="preserve">• 1 Atendimento Operacional PavilhãO - Mono, (ESPAÇO INFANTIL), 12 Diária(s), de: 02/09/2026 até: 13/09/2026</w:t>
       </w:r>
     </w:p>
     <w:p>
@@ -1116,7 +1044,7 @@
           <w:sz w:val="24"/>
           <w:szCs w:val="24"/>
         </w:rPr>
-        <w:t xml:space="preserve">• 5 Fiscal Diurno, 19 Diária(s), de: 28/08/2026 até: 15/09/2026</w:t>
+        <w:t xml:space="preserve">• 1 Atendimento Operacional PavilhãO - Mono, (PAPO DE MERCADO), 12 Diária(s), de: 02/09/2026 até: 13/09/2026</w:t>
       </w:r>
     </w:p>
     <w:p>
@@ -1136,7 +1064,7 @@
           <w:sz w:val="24"/>
           <w:szCs w:val="24"/>
         </w:rPr>
-        <w:t xml:space="preserve">• 2 Fiscal Noturno, 18 Diária(s), de: 28/08/2026 até: 14/09/2026</w:t>
+        <w:t xml:space="preserve">• 1 Atendimento Operacional PavilhãO - Mono, (PRAÇA DE AUTOGRAFOS), 12 Diária(s), de: 02/09/2026 até: 13/09/2026</w:t>
       </w:r>
     </w:p>
     <w:p>
@@ -1156,7 +1084,7 @@
           <w:sz w:val="24"/>
           <w:szCs w:val="24"/>
         </w:rPr>
-        <w:t xml:space="preserve">• 1 Projetista - No Cliente, 60 Diária(s), de: 30/06/2026 até: 28/08/2026</w:t>
+        <w:t xml:space="preserve">• 1 Atendimento Operacional PavilhãO - Mono, (SALÃO DE IDEIAS), 12 Diária(s), de: 02/09/2026 até: 13/09/2026</w:t>
       </w:r>
     </w:p>
     <w:p>
@@ -1431,7 +1359,7 @@
           <w:sz w:val="24"/>
           <w:szCs w:val="24"/>
         </w:rPr>
-        <w:t xml:space="preserve">R$ 169.947,80</w:t>
+        <w:t xml:space="preserve">R$ 51.084,00</w:t>
       </w:r>
       <w:r>
         <w:rPr>
@@ -1610,7 +1538,7 @@
           <w:i/>
           <w:iCs/>
         </w:rPr>
-        <w:t xml:space="preserve">12/03/2026</w:t>
+        <w:t xml:space="preserve">07/08/2026</w:t>
       </w:r>
     </w:p>
     <w:p>

--- a/uploads/Proposta/Proposta_BIENAL DO LIVRO_.docx
+++ b/uploads/Proposta/Proposta_BIENAL DO LIVRO_.docx
@@ -944,6 +944,26 @@
           <w:sz w:val="24"/>
           <w:szCs w:val="24"/>
         </w:rPr>
+        <w:t xml:space="preserve">• 1 Atendimento Operacional PavilhãO - Mono, (ALAMEDA DOS ARTISTAS), 12 Diária(s), de: 02/09/2026 até: 13/09/2026</w:t>
+      </w:r>
+    </w:p>
+    <w:p>
+      <w:pPr>
+        <w:pStyle w:val="PargrafodaLista"/>
+        <w:spacing w:line="285" w:lineRule="atLeast"/>
+        <w:ind w:left="0"/>
+        <w:rPr>
+          <w:rFonts w:ascii="Abel" w:hAnsi="Abel"/>
+          <w:sz w:val="24"/>
+          <w:szCs w:val="24"/>
+        </w:rPr>
+      </w:pPr>
+      <w:r>
+        <w:rPr>
+          <w:rFonts w:ascii="Abel" w:hAnsi="Abel"/>
+          <w:sz w:val="24"/>
+          <w:szCs w:val="24"/>
+        </w:rPr>
         <w:t xml:space="preserve">• 1 Atendimento Operacional PavilhãO - Mono, (ARENA CULTURAL), 12 Diária(s), de: 02/09/2026 até: 13/09/2026</w:t>
       </w:r>
     </w:p>
@@ -1359,7 +1379,7 @@
           <w:sz w:val="24"/>
           <w:szCs w:val="24"/>
         </w:rPr>
-        <w:t xml:space="preserve">R$ 51.084,00</w:t>
+        <w:t xml:space="preserve">R$ 58.212,00</w:t>
       </w:r>
       <w:r>
         <w:rPr>
@@ -1538,7 +1558,7 @@
           <w:i/>
           <w:iCs/>
         </w:rPr>
-        <w:t xml:space="preserve">07/08/2026</w:t>
+        <w:t xml:space="preserve">13/08/2026</w:t>
       </w:r>
     </w:p>
     <w:p>
